--- a/static/downloads/en/docx/layer-2/governance-protocol.docx
+++ b/static/downloads/en/docx/layer-2/governance-protocol.docx
@@ -87,7 +87,7 @@
         <w:t xml:space="preserve"> </w:t>
       </w:r>
       <w:r>
-        <w:t xml:space="preserve">2026-04-28</w:t>
+        <w:t xml:space="preserve">2026-04-29</w:t>
       </w:r>
     </w:p>
     <w:p>

--- a/static/downloads/en/docx/layer-2/governance-protocol.docx
+++ b/static/downloads/en/docx/layer-2/governance-protocol.docx
@@ -87,7 +87,7 @@
         <w:t xml:space="preserve"> </w:t>
       </w:r>
       <w:r>
-        <w:t xml:space="preserve">2026-06-26</w:t>
+        <w:t xml:space="preserve">2026-07-07</w:t>
       </w:r>
     </w:p>
     <w:p>
@@ -252,10 +252,10 @@
     </w:p>
     <w:p>
       <w:pPr>
-        <w:pStyle w:val="BlockText"/>
-      </w:pPr>
-      <w:r>
-        <w:t xml:space="preserve">Defines the full lifecycle of a collective decision — from proposal submission to documentation and appeal.</w:t>
+        <w:pStyle w:val="FirstParagraph"/>
+      </w:pPr>
+      <w:r>
+        <w:t xml:space="preserve">&gt; Defines the full lifecycle of a collective decision — from proposal submission to documentation and appeal.</w:t>
       </w:r>
     </w:p>
     <w:p>
@@ -329,8 +329,14 @@
     </w:p>
     <w:p>
       <w:pPr>
-        <w:pStyle w:val="BlockText"/>
-      </w:pPr>
+        <w:pStyle w:val="BodyText"/>
+      </w:pPr>
+      <w:r>
+        <w:t xml:space="preserve">&gt;</w:t>
+      </w:r>
+      <w:r>
+        <w:t xml:space="preserve"> </w:t>
+      </w:r>
       <w:r>
         <w:rPr>
           <w:b/>
@@ -338,19 +344,29 @@
         </w:rPr>
         <w:t xml:space="preserve">Rationale — Why formalize how proposals enter the system</w:t>
       </w:r>
-    </w:p>
-    <w:p>
-      <w:pPr>
-        <w:pStyle w:val="BlockText"/>
-      </w:pPr>
-      <w:r>
-        <w:t xml:space="preserve">A decision process that accepts proposals informally — a message, a verbal suggestion, a founder’s idea — has no reliable way to tell what is actually on the table. Requiring a standard submission format, filing location, and mandatory content fields means every proposal arrives with the same information, visible to everyone, traceable from day one.</w:t>
-      </w:r>
-    </w:p>
-    <w:p>
-      <w:pPr>
-        <w:pStyle w:val="BlockText"/>
-      </w:pPr>
+      <w:r>
+        <w:t xml:space="preserve"> </w:t>
+      </w:r>
+      <w:r>
+        <w:t xml:space="preserve">&gt;</w:t>
+      </w:r>
+      <w:r>
+        <w:t xml:space="preserve"> </w:t>
+      </w:r>
+      <w:r>
+        <w:t xml:space="preserve">&gt; A decision process that accepts proposals informally — a message, a verbal suggestion, a founder’s idea — has no reliable way to tell what is actually on the table. Requiring a standard submission format, filing location, and mandatory content fields means every proposal arrives with the same information, visible to everyone, traceable from day one.</w:t>
+      </w:r>
+    </w:p>
+    <w:p>
+      <w:pPr>
+        <w:pStyle w:val="BodyText"/>
+      </w:pPr>
+      <w:r>
+        <w:t xml:space="preserve">&gt;</w:t>
+      </w:r>
+      <w:r>
+        <w:t xml:space="preserve"> </w:t>
+      </w:r>
       <w:r>
         <w:rPr>
           <w:b/>
@@ -358,13 +374,17 @@
         </w:rPr>
         <w:t xml:space="preserve">Instructions — How to fill this in</w:t>
       </w:r>
-    </w:p>
-    <w:p>
-      <w:pPr>
-        <w:pStyle w:val="BlockText"/>
-      </w:pPr>
-      <w:r>
-        <w:t xml:space="preserve">State who may propose, where proposals are submitted, the mandatory content fields, and how decision type is determined and challenged.</w:t>
+      <w:r>
+        <w:t xml:space="preserve"> </w:t>
+      </w:r>
+      <w:r>
+        <w:t xml:space="preserve">&gt;</w:t>
+      </w:r>
+      <w:r>
+        <w:t xml:space="preserve"> </w:t>
+      </w:r>
+      <w:r>
+        <w:t xml:space="preserve">&gt; State who may propose, where proposals are submitted, the mandatory content fields, and how decision type is determined and challenged.</w:t>
       </w:r>
     </w:p>
     <w:p>
@@ -512,8 +532,14 @@
     </w:p>
     <w:p>
       <w:pPr>
-        <w:pStyle w:val="BlockText"/>
-      </w:pPr>
+        <w:pStyle w:val="BodyText"/>
+      </w:pPr>
+      <w:r>
+        <w:t xml:space="preserve">&gt;</w:t>
+      </w:r>
+      <w:r>
+        <w:t xml:space="preserve"> </w:t>
+      </w:r>
       <w:r>
         <w:rPr>
           <w:b/>
@@ -521,19 +547,29 @@
         </w:rPr>
         <w:t xml:space="preserve">Rationale — Why enforce a minimum deliberation window</w:t>
       </w:r>
-    </w:p>
-    <w:p>
-      <w:pPr>
-        <w:pStyle w:val="BlockText"/>
-      </w:pPr>
-      <w:r>
-        <w:t xml:space="preserve">Rushed votes favor whoever is already paying attention and disadvantage everyone else. A mandatory deliberation period, tied to the weight of the decision, gives members time to read, respond, and surface concerns before the vote opens — so the vote reflects considered judgment, not speed of reaction.</w:t>
-      </w:r>
-    </w:p>
-    <w:p>
-      <w:pPr>
-        <w:pStyle w:val="BlockText"/>
-      </w:pPr>
+      <w:r>
+        <w:t xml:space="preserve"> </w:t>
+      </w:r>
+      <w:r>
+        <w:t xml:space="preserve">&gt;</w:t>
+      </w:r>
+      <w:r>
+        <w:t xml:space="preserve"> </w:t>
+      </w:r>
+      <w:r>
+        <w:t xml:space="preserve">&gt; Rushed votes favor whoever is already paying attention and disadvantage everyone else. A mandatory deliberation period, tied to the weight of the decision, gives members time to read, respond, and surface concerns before the vote opens — so the vote reflects considered judgment, not speed of reaction.</w:t>
+      </w:r>
+    </w:p>
+    <w:p>
+      <w:pPr>
+        <w:pStyle w:val="BodyText"/>
+      </w:pPr>
+      <w:r>
+        <w:t xml:space="preserve">&gt;</w:t>
+      </w:r>
+      <w:r>
+        <w:t xml:space="preserve"> </w:t>
+      </w:r>
       <w:r>
         <w:rPr>
           <w:b/>
@@ -541,13 +577,17 @@
         </w:rPr>
         <w:t xml:space="preserve">Instructions — How to fill this in</w:t>
       </w:r>
-    </w:p>
-    <w:p>
-      <w:pPr>
-        <w:pStyle w:val="BlockText"/>
-      </w:pPr>
-      <w:r>
-        <w:t xml:space="preserve">Name the deliberation venues and the minimum periods for Strategic and Constitutional decisions before a vote may open.</w:t>
+      <w:r>
+        <w:t xml:space="preserve"> </w:t>
+      </w:r>
+      <w:r>
+        <w:t xml:space="preserve">&gt;</w:t>
+      </w:r>
+      <w:r>
+        <w:t xml:space="preserve"> </w:t>
+      </w:r>
+      <w:r>
+        <w:t xml:space="preserve">&gt; Name the deliberation venues and the minimum periods for Strategic and Constitutional decisions before a vote may open.</w:t>
       </w:r>
     </w:p>
     <w:p>
@@ -606,6 +646,13 @@
           <w:numId w:val="1004"/>
         </w:numPr>
       </w:pPr>
+      <w:r>
+        <w:rPr>
+          <w:i/>
+          <w:iCs/>
+        </w:rPr>
+        <w:t xml:space="preserve">&lt;Expectation that members raise concerns during deliberation to avoid the need for re-votes.&gt;</w:t>
+      </w:r>
     </w:p>
     <w:bookmarkEnd w:id="18"/>
     <w:bookmarkStart w:id="19" w:name="decision-execution"/>
@@ -672,8 +719,14 @@
     </w:p>
     <w:p>
       <w:pPr>
-        <w:pStyle w:val="BlockText"/>
-      </w:pPr>
+        <w:pStyle w:val="BodyText"/>
+      </w:pPr>
+      <w:r>
+        <w:t xml:space="preserve">&gt;</w:t>
+      </w:r>
+      <w:r>
+        <w:t xml:space="preserve"> </w:t>
+      </w:r>
       <w:r>
         <w:rPr>
           <w:b/>
@@ -681,19 +734,29 @@
         </w:rPr>
         <w:t xml:space="preserve">Rationale — Why tie execution to the record</w:t>
       </w:r>
-    </w:p>
-    <w:p>
-      <w:pPr>
-        <w:pStyle w:val="BlockText"/>
-      </w:pPr>
-      <w:r>
-        <w:t xml:space="preserve">A passed proposal that never reaches the affected artifact is a decision in name only — the rules on the ground still say what they said before. Binding execution to a concrete artifact update and version-history entry closes the gap between what was decided and what is actually in force.</w:t>
-      </w:r>
-    </w:p>
-    <w:p>
-      <w:pPr>
-        <w:pStyle w:val="BlockText"/>
-      </w:pPr>
+      <w:r>
+        <w:t xml:space="preserve"> </w:t>
+      </w:r>
+      <w:r>
+        <w:t xml:space="preserve">&gt;</w:t>
+      </w:r>
+      <w:r>
+        <w:t xml:space="preserve"> </w:t>
+      </w:r>
+      <w:r>
+        <w:t xml:space="preserve">&gt; A passed proposal that never reaches the affected artifact is a decision in name only — the rules on the ground still say what they said before. Binding execution to a concrete artifact update and version-history entry closes the gap between what was decided and what is actually in force.</w:t>
+      </w:r>
+    </w:p>
+    <w:p>
+      <w:pPr>
+        <w:pStyle w:val="BodyText"/>
+      </w:pPr>
+      <w:r>
+        <w:t xml:space="preserve">&gt;</w:t>
+      </w:r>
+      <w:r>
+        <w:t xml:space="preserve"> </w:t>
+      </w:r>
       <w:r>
         <w:rPr>
           <w:b/>
@@ -701,13 +764,17 @@
         </w:rPr>
         <w:t xml:space="preserve">Instructions — How to fill this in</w:t>
       </w:r>
-    </w:p>
-    <w:p>
-      <w:pPr>
-        <w:pStyle w:val="BlockText"/>
-      </w:pPr>
-      <w:r>
-        <w:t xml:space="preserve">State what happens when a proposal passes (artifact updates, version history) and when it is rejected (archive). Define a time bound for both.</w:t>
+      <w:r>
+        <w:t xml:space="preserve"> </w:t>
+      </w:r>
+      <w:r>
+        <w:t xml:space="preserve">&gt;</w:t>
+      </w:r>
+      <w:r>
+        <w:t xml:space="preserve"> </w:t>
+      </w:r>
+      <w:r>
+        <w:t xml:space="preserve">&gt; State what happens when a proposal passes (artifact updates, version history) and when it is rejected (archive). Define a time bound for both.</w:t>
       </w:r>
     </w:p>
     <w:p>
@@ -734,6 +801,13 @@
           <w:numId w:val="1005"/>
         </w:numPr>
       </w:pPr>
+      <w:r>
+        <w:rPr>
+          <w:i/>
+          <w:iCs/>
+        </w:rPr>
+        <w:t xml:space="preserve">&lt;On rejection: where proposal is archived.&gt;</w:t>
+      </w:r>
     </w:p>
     <w:p>
       <w:pPr>
@@ -743,6 +817,13 @@
           <w:numId w:val="1005"/>
         </w:numPr>
       </w:pPr>
+      <w:r>
+        <w:rPr>
+          <w:i/>
+          <w:iCs/>
+        </w:rPr>
+        <w:t xml:space="preserve">&lt;Time bound for execution after a vote concludes.&gt;</w:t>
+      </w:r>
     </w:p>
     <w:bookmarkEnd w:id="19"/>
     <w:bookmarkStart w:id="20" w:name="documentation-and-publication"/>
@@ -785,8 +866,14 @@
     </w:p>
     <w:p>
       <w:pPr>
-        <w:pStyle w:val="BlockText"/>
-      </w:pPr>
+        <w:pStyle w:val="BodyText"/>
+      </w:pPr>
+      <w:r>
+        <w:t xml:space="preserve">&gt;</w:t>
+      </w:r>
+      <w:r>
+        <w:t xml:space="preserve"> </w:t>
+      </w:r>
       <w:r>
         <w:rPr>
           <w:b/>
@@ -794,19 +881,29 @@
         </w:rPr>
         <w:t xml:space="preserve">Rationale — Why document every outcome, including rejections</w:t>
       </w:r>
-    </w:p>
-    <w:p>
-      <w:pPr>
-        <w:pStyle w:val="BlockText"/>
-      </w:pPr>
-      <w:r>
-        <w:t xml:space="preserve">Keeping a record of only the decisions that passed erases the reasoning history — members lose track of what was already considered and rejected, and the same debates get re-litigated indefinitely. Archiving both passed and rejected proposals, with a time bound and a verifiable decision record, preserves institutional memory and makes the governance system auditable.</w:t>
-      </w:r>
-    </w:p>
-    <w:p>
-      <w:pPr>
-        <w:pStyle w:val="BlockText"/>
-      </w:pPr>
+      <w:r>
+        <w:t xml:space="preserve"> </w:t>
+      </w:r>
+      <w:r>
+        <w:t xml:space="preserve">&gt;</w:t>
+      </w:r>
+      <w:r>
+        <w:t xml:space="preserve"> </w:t>
+      </w:r>
+      <w:r>
+        <w:t xml:space="preserve">&gt; Keeping a record of only the decisions that passed erases the reasoning history — members lose track of what was already considered and rejected, and the same debates get re-litigated indefinitely. Archiving both passed and rejected proposals, with a time bound and a verifiable decision record, preserves institutional memory and makes the governance system auditable.</w:t>
+      </w:r>
+    </w:p>
+    <w:p>
+      <w:pPr>
+        <w:pStyle w:val="BodyText"/>
+      </w:pPr>
+      <w:r>
+        <w:t xml:space="preserve">&gt;</w:t>
+      </w:r>
+      <w:r>
+        <w:t xml:space="preserve"> </w:t>
+      </w:r>
       <w:r>
         <w:rPr>
           <w:b/>
@@ -814,13 +911,17 @@
         </w:rPr>
         <w:t xml:space="preserve">Instructions — How to fill this in</w:t>
       </w:r>
-    </w:p>
-    <w:p>
-      <w:pPr>
-        <w:pStyle w:val="BlockText"/>
-      </w:pPr>
-      <w:r>
-        <w:t xml:space="preserve">State retention rules for passed and rejected proposals, what counts as the decision record, and the version-history update obligation.</w:t>
+      <w:r>
+        <w:t xml:space="preserve"> </w:t>
+      </w:r>
+      <w:r>
+        <w:t xml:space="preserve">&gt;</w:t>
+      </w:r>
+      <w:r>
+        <w:t xml:space="preserve"> </w:t>
+      </w:r>
+      <w:r>
+        <w:t xml:space="preserve">&gt; State retention rules for passed and rejected proposals, what counts as the decision record, and the version-history update obligation.</w:t>
       </w:r>
     </w:p>
     <w:p>
@@ -831,6 +932,13 @@
           <w:numId w:val="1006"/>
         </w:numPr>
       </w:pPr>
+      <w:r>
+        <w:rPr>
+          <w:i/>
+          <w:iCs/>
+        </w:rPr>
+        <w:t xml:space="preserve">&lt;All passed and rejected proposals are filed within X days of the vote closing.&gt;</w:t>
+      </w:r>
     </w:p>
     <w:p>
       <w:pPr>
@@ -929,8 +1037,14 @@
     </w:p>
     <w:p>
       <w:pPr>
-        <w:pStyle w:val="BlockText"/>
-      </w:pPr>
+        <w:pStyle w:val="BodyText"/>
+      </w:pPr>
+      <w:r>
+        <w:t xml:space="preserve">&gt;</w:t>
+      </w:r>
+      <w:r>
+        <w:t xml:space="preserve"> </w:t>
+      </w:r>
       <w:r>
         <w:rPr>
           <w:b/>
@@ -938,19 +1052,29 @@
         </w:rPr>
         <w:t xml:space="preserve">Rationale — Why make re-votes possible but bounded</w:t>
       </w:r>
-    </w:p>
-    <w:p>
-      <w:pPr>
-        <w:pStyle w:val="BlockText"/>
-      </w:pPr>
-      <w:r>
-        <w:t xml:space="preserve">A governance system with no appeal route hardens mistakes into permanent rules; one with unlimited informal appeal paths never settles anything. Allowing any Full Member to trigger a re-vote — but only with a written, reasoned objection raising something not already addressed — keeps the system self-correcting without turning every decision into a standing referendum.</w:t>
-      </w:r>
-    </w:p>
-    <w:p>
-      <w:pPr>
-        <w:pStyle w:val="BlockText"/>
-      </w:pPr>
+      <w:r>
+        <w:t xml:space="preserve"> </w:t>
+      </w:r>
+      <w:r>
+        <w:t xml:space="preserve">&gt;</w:t>
+      </w:r>
+      <w:r>
+        <w:t xml:space="preserve"> </w:t>
+      </w:r>
+      <w:r>
+        <w:t xml:space="preserve">&gt; A governance system with no appeal route hardens mistakes into permanent rules; one with unlimited informal appeal paths never settles anything. Allowing any Full Member to trigger a re-vote — but only with a written, reasoned objection raising something not already addressed — keeps the system self-correcting without turning every decision into a standing referendum.</w:t>
+      </w:r>
+    </w:p>
+    <w:p>
+      <w:pPr>
+        <w:pStyle w:val="BodyText"/>
+      </w:pPr>
+      <w:r>
+        <w:t xml:space="preserve">&gt;</w:t>
+      </w:r>
+      <w:r>
+        <w:t xml:space="preserve"> </w:t>
+      </w:r>
       <w:r>
         <w:rPr>
           <w:b/>
@@ -958,13 +1082,17 @@
         </w:rPr>
         <w:t xml:space="preserve">Instructions — How to fill this in</w:t>
       </w:r>
-    </w:p>
-    <w:p>
-      <w:pPr>
-        <w:pStyle w:val="BlockText"/>
-      </w:pPr>
-      <w:r>
-        <w:t xml:space="preserve">Define the conditions for triggering a re-vote, the objection format, and the threshold/mechanism for the re-vote itself.</w:t>
+      <w:r>
+        <w:t xml:space="preserve"> </w:t>
+      </w:r>
+      <w:r>
+        <w:t xml:space="preserve">&gt;</w:t>
+      </w:r>
+      <w:r>
+        <w:t xml:space="preserve"> </w:t>
+      </w:r>
+      <w:r>
+        <w:t xml:space="preserve">&gt; Define the conditions for triggering a re-vote, the objection format, and the threshold/mechanism for the re-vote itself.</w:t>
       </w:r>
     </w:p>
     <w:p>
@@ -975,6 +1103,13 @@
           <w:numId w:val="1007"/>
         </w:numPr>
       </w:pPr>
+      <w:r>
+        <w:rPr>
+          <w:i/>
+          <w:iCs/>
+        </w:rPr>
+        <w:t xml:space="preserve">&lt;Who may trigger a re-vote and how.&gt;</w:t>
+      </w:r>
     </w:p>
     <w:p>
       <w:pPr>
@@ -1000,6 +1135,13 @@
           <w:numId w:val="1007"/>
         </w:numPr>
       </w:pPr>
+      <w:r>
+        <w:rPr>
+          <w:i/>
+          <w:iCs/>
+        </w:rPr>
+        <w:t xml:space="preserve">&lt;Re-vote uses the same mechanism and threshold as the original.&gt;</w:t>
+      </w:r>
     </w:p>
     <w:p>
       <w:pPr>
@@ -1009,6 +1151,13 @@
           <w:numId w:val="1007"/>
         </w:numPr>
       </w:pPr>
+      <w:r>
+        <w:rPr>
+          <w:i/>
+          <w:iCs/>
+        </w:rPr>
+        <w:t xml:space="preserve">&lt;Treatment of repeated frivolous re-vote requests.&gt;</w:t>
+      </w:r>
     </w:p>
     <w:bookmarkEnd w:id="21"/>
     <w:bookmarkStart w:id="22" w:name="conflict-between-decisions"/>
@@ -1051,8 +1200,14 @@
     </w:p>
     <w:p>
       <w:pPr>
-        <w:pStyle w:val="BlockText"/>
-      </w:pPr>
+        <w:pStyle w:val="BodyText"/>
+      </w:pPr>
+      <w:r>
+        <w:t xml:space="preserve">&gt;</w:t>
+      </w:r>
+      <w:r>
+        <w:t xml:space="preserve"> </w:t>
+      </w:r>
       <w:r>
         <w:rPr>
           <w:b/>
@@ -1060,19 +1215,29 @@
         </w:rPr>
         <w:t xml:space="preserve">Rationale — Why predefine conflict resolution</w:t>
       </w:r>
-    </w:p>
-    <w:p>
-      <w:pPr>
-        <w:pStyle w:val="BlockText"/>
-      </w:pPr>
-      <w:r>
-        <w:t xml:space="preserve">When two decisions point in different directions, someone has to choose which one counts — and if that choice is made ad hoc, it reduces to whoever has the authority or energy to enforce their reading. A fixed precedence rule (higher type wins; more recent wins at the same type) resolves conflicts mechanically, without a judgment call.</w:t>
-      </w:r>
-    </w:p>
-    <w:p>
-      <w:pPr>
-        <w:pStyle w:val="BlockText"/>
-      </w:pPr>
+      <w:r>
+        <w:t xml:space="preserve"> </w:t>
+      </w:r>
+      <w:r>
+        <w:t xml:space="preserve">&gt;</w:t>
+      </w:r>
+      <w:r>
+        <w:t xml:space="preserve"> </w:t>
+      </w:r>
+      <w:r>
+        <w:t xml:space="preserve">&gt; When two decisions point in different directions, someone has to choose which one counts — and if that choice is made ad hoc, it reduces to whoever has the authority or energy to enforce their reading. A fixed precedence rule (higher type wins; more recent wins at the same type) resolves conflicts mechanically, without a judgment call.</w:t>
+      </w:r>
+    </w:p>
+    <w:p>
+      <w:pPr>
+        <w:pStyle w:val="BodyText"/>
+      </w:pPr>
+      <w:r>
+        <w:t xml:space="preserve">&gt;</w:t>
+      </w:r>
+      <w:r>
+        <w:t xml:space="preserve"> </w:t>
+      </w:r>
       <w:r>
         <w:rPr>
           <w:b/>
@@ -1080,13 +1245,17 @@
         </w:rPr>
         <w:t xml:space="preserve">Instructions — How to fill this in</w:t>
       </w:r>
-    </w:p>
-    <w:p>
-      <w:pPr>
-        <w:pStyle w:val="BlockText"/>
-      </w:pPr>
-      <w:r>
-        <w:t xml:space="preserve">State the precedence rule (typically: higher decision type prevails; more recent wins at the same type, unless explicitly locked).</w:t>
+      <w:r>
+        <w:t xml:space="preserve"> </w:t>
+      </w:r>
+      <w:r>
+        <w:t xml:space="preserve">&gt;</w:t>
+      </w:r>
+      <w:r>
+        <w:t xml:space="preserve"> </w:t>
+      </w:r>
+      <w:r>
+        <w:t xml:space="preserve">&gt; State the precedence rule (typically: higher decision type prevails; more recent wins at the same type, unless explicitly locked).</w:t>
       </w:r>
     </w:p>
     <w:p>
@@ -1113,6 +1282,13 @@
           <w:numId w:val="1008"/>
         </w:numPr>
       </w:pPr>
+      <w:r>
+        <w:rPr>
+          <w:i/>
+          <w:iCs/>
+        </w:rPr>
+        <w:t xml:space="preserve">&lt;Same-type conflicts: more recent prevails unless earlier explicitly locked future changes.&gt;</w:t>
+      </w:r>
     </w:p>
     <w:p>
       <w:pPr>
@@ -1122,6 +1298,13 @@
           <w:numId w:val="1008"/>
         </w:numPr>
       </w:pPr>
+      <w:r>
+        <w:rPr>
+          <w:i/>
+          <w:iCs/>
+        </w:rPr>
+        <w:t xml:space="preserve">&lt;Where conflicts are surfaced and how they are resolved.&gt;</w:t>
+      </w:r>
     </w:p>
     <w:bookmarkEnd w:id="22"/>
     <w:bookmarkStart w:id="23" w:name="safeguards-and-failure-modes"/>
@@ -1212,8 +1395,14 @@
     </w:p>
     <w:p>
       <w:pPr>
-        <w:pStyle w:val="BlockText"/>
-      </w:pPr>
+        <w:pStyle w:val="BodyText"/>
+      </w:pPr>
+      <w:r>
+        <w:t xml:space="preserve">&gt;</w:t>
+      </w:r>
+      <w:r>
+        <w:t xml:space="preserve"> </w:t>
+      </w:r>
       <w:r>
         <w:rPr>
           <w:b/>
@@ -1221,19 +1410,29 @@
         </w:rPr>
         <w:t xml:space="preserve">Rationale — Why plan for governance failure up front</w:t>
       </w:r>
-    </w:p>
-    <w:p>
-      <w:pPr>
-        <w:pStyle w:val="BlockText"/>
-      </w:pPr>
-      <w:r>
-        <w:t xml:space="preserve">Every governance system fails somewhere — captured by a subgroup, frozen by informal vetoes, drifted by a role holder who quietly expanded their remit. Naming the specific failure modes in advance, wiring in challenge routes that cannot be retaliated against, and requiring a formal review when failures accumulate, is what keeps governance from slowly hollowing out while no one is watching.</w:t>
-      </w:r>
-    </w:p>
-    <w:p>
-      <w:pPr>
-        <w:pStyle w:val="BlockText"/>
-      </w:pPr>
+      <w:r>
+        <w:t xml:space="preserve"> </w:t>
+      </w:r>
+      <w:r>
+        <w:t xml:space="preserve">&gt;</w:t>
+      </w:r>
+      <w:r>
+        <w:t xml:space="preserve"> </w:t>
+      </w:r>
+      <w:r>
+        <w:t xml:space="preserve">&gt; Every governance system fails somewhere — captured by a subgroup, frozen by informal vetoes, drifted by a role holder who quietly expanded their remit. Naming the specific failure modes in advance, wiring in challenge routes that cannot be retaliated against, and requiring a formal review when failures accumulate, is what keeps governance from slowly hollowing out while no one is watching.</w:t>
+      </w:r>
+    </w:p>
+    <w:p>
+      <w:pPr>
+        <w:pStyle w:val="BodyText"/>
+      </w:pPr>
+      <w:r>
+        <w:t xml:space="preserve">&gt;</w:t>
+      </w:r>
+      <w:r>
+        <w:t xml:space="preserve"> </w:t>
+      </w:r>
       <w:r>
         <w:rPr>
           <w:b/>
@@ -1241,13 +1440,17 @@
         </w:rPr>
         <w:t xml:space="preserve">Instructions — How to fill this in</w:t>
       </w:r>
-    </w:p>
-    <w:p>
-      <w:pPr>
-        <w:pStyle w:val="BlockText"/>
-      </w:pPr>
-      <w:r>
-        <w:t xml:space="preserve">For each named failure mode, state the safeguard. Include a trigger that forces a Constitutional review if failures accumulate.</w:t>
+      <w:r>
+        <w:t xml:space="preserve"> </w:t>
+      </w:r>
+      <w:r>
+        <w:t xml:space="preserve">&gt;</w:t>
+      </w:r>
+      <w:r>
+        <w:t xml:space="preserve"> </w:t>
+      </w:r>
+      <w:r>
+        <w:t xml:space="preserve">&gt; For each named failure mode, state the safeguard. Include a trigger that forces a Constitutional review if failures accumulate.</w:t>
       </w:r>
     </w:p>
     <w:p>
@@ -1268,6 +1471,13 @@
       <w:r>
         <w:t xml:space="preserve"> </w:t>
       </w:r>
+      <w:r>
+        <w:rPr>
+          <w:i/>
+          <w:iCs/>
+        </w:rPr>
+        <w:t xml:space="preserve">&lt;how the protocol prevents unilateral authority above operational scope.&gt;</w:t>
+      </w:r>
     </w:p>
     <w:p>
       <w:pPr>
@@ -1312,6 +1522,13 @@
       </w:r>
       <w:r>
         <w:t xml:space="preserve"> </w:t>
+      </w:r>
+      <w:r>
+        <w:rPr>
+          <w:i/>
+          <w:iCs/>
+        </w:rPr>
+        <w:t xml:space="preserve">&lt;rule about quorum and openness of voting.&gt;</w:t>
       </w:r>
     </w:p>
     <w:p>
@@ -1427,6 +1644,9 @@
       <w:r>
         <w:t xml:space="preserve"> </w:t>
       </w:r>
+      <w:r>
+        <w:t xml:space="preserve">&lt;YYYY-MM-DD&gt;</w:t>
+      </w:r>
     </w:p>
     <w:p>
       <w:pPr>
@@ -1468,6 +1688,9 @@
       <w:r>
         <w:t xml:space="preserve"> </w:t>
       </w:r>
+      <w:r>
+        <w:t xml:space="preserve">&lt;version&gt;</w:t>
+      </w:r>
     </w:p>
     <w:p>
       <w:pPr>
@@ -1486,6 +1709,9 @@
       </w:r>
       <w:r>
         <w:t xml:space="preserve"> </w:t>
+      </w:r>
+      <w:r>
+        <w:t xml:space="preserve">&lt;link to decision record&gt;</w:t>
       </w:r>
     </w:p>
     <w:bookmarkEnd w:id="24"/>

--- a/static/downloads/en/docx/layer-2/governance-protocol.docx
+++ b/static/downloads/en/docx/layer-2/governance-protocol.docx
@@ -87,7 +87,7 @@
         <w:t xml:space="preserve"> </w:t>
       </w:r>
       <w:r>
-        <w:t xml:space="preserve">2026-07-07</w:t>
+        <w:t xml:space="preserve">2026-08-31</w:t>
       </w:r>
     </w:p>
     <w:p>
